--- a/zhs/docx/023.content.docx
+++ b/zhs/docx/023.content.docx
@@ -218,18 +218,12 @@
         </w:rPr>
         <w:t>、</w:t>
       </w:r>
-      <w:hyperlink r:id="rId13">
-        <w:r>
-          <w:rPr>
-            <w:lang w:val="zh_CN" w:bidi="zh_CN"/>
-          </w:rPr>
-          <w:rPr>
-            <w:color w:val="0000EE"/>
-            <w:u w:val="single"/>
-          </w:rPr>
-          <w:t>邪灵</w:t>
-        </w:r>
-      </w:hyperlink>
+      <w:r>
+        <w:rPr>
+          <w:lang w:val="zh_CN" w:bidi="zh_CN"/>
+        </w:rPr>
+        <w:t>邪灵</w:t>
+      </w:r>
       <w:r>
         <w:rPr>
           <w:lang w:val="zh_CN" w:bidi="zh_CN"/>
@@ -249,72 +243,48 @@
         </w:rPr>
         <w:t>，这些短语都指的是同一件事。鬼是反叛神的灵。所有鬼的首领被称为</w:t>
       </w:r>
-      <w:hyperlink r:id="rId14">
-        <w:r>
-          <w:rPr>
-            <w:lang w:val="zh_CN" w:bidi="zh_CN"/>
-          </w:rPr>
-          <w:rPr>
-            <w:color w:val="0000EE"/>
-            <w:u w:val="single"/>
-          </w:rPr>
-          <w:t>撒但</w:t>
-        </w:r>
-      </w:hyperlink>
+      <w:r>
+        <w:rPr>
+          <w:lang w:val="zh_CN" w:bidi="zh_CN"/>
+        </w:rPr>
+        <w:t>撒但</w:t>
+      </w:r>
       <w:r>
         <w:rPr>
           <w:lang w:val="zh_CN" w:bidi="zh_CN"/>
         </w:rPr>
         <w:t>、</w:t>
       </w:r>
-      <w:hyperlink r:id="rId15">
-        <w:r>
-          <w:rPr>
-            <w:lang w:val="zh_CN" w:bidi="zh_CN"/>
-          </w:rPr>
-          <w:rPr>
-            <w:color w:val="0000EE"/>
-            <w:u w:val="single"/>
-          </w:rPr>
-          <w:t>魔鬼</w:t>
-        </w:r>
-      </w:hyperlink>
+      <w:r>
+        <w:rPr>
+          <w:lang w:val="zh_CN" w:bidi="zh_CN"/>
+        </w:rPr>
+        <w:t>魔鬼</w:t>
+      </w:r>
       <w:r>
         <w:rPr>
           <w:lang w:val="zh_CN" w:bidi="zh_CN"/>
         </w:rPr>
         <w:t>，有时还被称作别西卜。因为神创造了万物，所以神也创造了这些灵。神创造他们，就像</w:t>
       </w:r>
-      <w:hyperlink r:id="rId16">
-        <w:r>
-          <w:rPr>
-            <w:lang w:val="zh_CN" w:bidi="zh_CN"/>
-          </w:rPr>
-          <w:rPr>
-            <w:color w:val="0000EE"/>
-            <w:u w:val="single"/>
-          </w:rPr>
-          <w:t>天使</w:t>
-        </w:r>
-      </w:hyperlink>
+      <w:r>
+        <w:rPr>
+          <w:lang w:val="zh_CN" w:bidi="zh_CN"/>
+        </w:rPr>
+        <w:t>天使</w:t>
+      </w:r>
       <w:r>
         <w:rPr>
           <w:lang w:val="zh_CN" w:bidi="zh_CN"/>
         </w:rPr>
         <w:t>一样，为要做祂的工作。但有些</w:t>
       </w:r>
-      <w:hyperlink r:id="rId16">
-        <w:r>
-          <w:rPr>
-            <w:lang w:val="zh_CN" w:bidi="zh_CN"/>
-          </w:rPr>
-          <w:rPr>
-            <w:color w:val="0000EE"/>
-            <w:u w:val="single"/>
-          </w:rPr>
-          <w:t>天使</w:t>
-        </w:r>
-      </w:hyperlink>
+      <w:r>
+        <w:rPr>
+          <w:lang w:val="zh_CN" w:bidi="zh_CN"/>
+        </w:rPr>
+        <w:t>天使</w:t>
+      </w:r>
       <w:r>
         <w:rPr>
           <w:lang w:val="zh_CN" w:bidi="zh_CN"/>
@@ -335,36 +305,24 @@
         </w:rPr>
         <w:t>鬼可以控制人们，让人们生病或行事怪异。当鬼控制一个人时，我们说这个人"被</w:t>
       </w:r>
-      <w:hyperlink r:id="rId17">
-        <w:r>
-          <w:rPr>
-            <w:lang w:val="zh_CN" w:bidi="zh_CN"/>
-          </w:rPr>
-          <w:rPr>
-            <w:color w:val="0000EE"/>
-            <w:u w:val="single"/>
-          </w:rPr>
-          <w:t>鬼附</w:t>
-        </w:r>
-      </w:hyperlink>
+      <w:r>
+        <w:rPr>
+          <w:lang w:val="zh_CN" w:bidi="zh_CN"/>
+        </w:rPr>
+        <w:t>鬼附</w:t>
+      </w:r>
       <w:r>
         <w:rPr>
           <w:lang w:val="zh_CN" w:bidi="zh_CN"/>
         </w:rPr>
         <w:t>"了。一个被鬼附的人可能会成为聋子、哑巴，或者有类似于间歇性的癫痫发作。这个人可能会变得非常暴力并大声喊叫。</w:t>
       </w:r>
-      <w:hyperlink r:id="rId18">
-        <w:r>
-          <w:rPr>
-            <w:lang w:val="zh_CN" w:bidi="zh_CN"/>
-          </w:rPr>
-          <w:rPr>
-            <w:color w:val="0000EE"/>
-            <w:u w:val="single"/>
-          </w:rPr>
-          <w:t>犹太人</w:t>
-        </w:r>
-      </w:hyperlink>
+      <w:r>
+        <w:rPr>
+          <w:lang w:val="zh_CN" w:bidi="zh_CN"/>
+        </w:rPr>
+        <w:t>犹太人</w:t>
+      </w:r>
       <w:r>
         <w:rPr>
           <w:lang w:val="zh_CN" w:bidi="zh_CN"/>
@@ -385,36 +343,24 @@
         </w:rPr>
         <w:t>鬼也可以被称为邪灵。这表明他们的意图是</w:t>
       </w:r>
-      <w:hyperlink r:id="rId19">
-        <w:r>
-          <w:rPr>
-            <w:lang w:val="zh_CN" w:bidi="zh_CN"/>
-          </w:rPr>
-          <w:rPr>
-            <w:color w:val="0000EE"/>
-            <w:u w:val="single"/>
-          </w:rPr>
-          <w:t>邪恶</w:t>
-        </w:r>
-      </w:hyperlink>
+      <w:r>
+        <w:rPr>
+          <w:lang w:val="zh_CN" w:bidi="zh_CN"/>
+        </w:rPr>
+        <w:t>邪恶</w:t>
+      </w:r>
       <w:r>
         <w:rPr>
           <w:lang w:val="zh_CN" w:bidi="zh_CN"/>
         </w:rPr>
         <w:t>的。他们有时被称为不洁净的灵。</w:t>
       </w:r>
-      <w:hyperlink r:id="rId20">
-        <w:r>
-          <w:rPr>
-            <w:lang w:val="zh_CN" w:bidi="zh_CN"/>
-          </w:rPr>
-          <w:rPr>
-            <w:color w:val="0000EE"/>
-            <w:u w:val="single"/>
-          </w:rPr>
-          <w:t>不洁净</w:t>
-        </w:r>
-      </w:hyperlink>
+      <w:r>
+        <w:rPr>
+          <w:lang w:val="zh_CN" w:bidi="zh_CN"/>
+        </w:rPr>
+        <w:t>不洁净</w:t>
+      </w:r>
       <w:r>
         <w:rPr>
           <w:lang w:val="zh_CN" w:bidi="zh_CN"/>
@@ -503,7 +449,7 @@
           <w:lang w:val="zh_CN" w:bidi="zh_CN"/>
         </w:rPr>
       </w:r>
-      <w:hyperlink r:id="rId21">
+      <w:hyperlink r:id="rId13">
         <w:r>
           <w:rPr>
             <w:lang w:val="zh_CN" w:bidi="zh_CN"/>

--- a/zhs/docx/023.content.docx
+++ b/zhs/docx/023.content.docx
@@ -395,77 +395,6 @@
           <w:lang w:val="zh_CN" w:bidi="zh_CN"/>
         </w:rPr>
         <w:t>鬼不是已死之人的灵魂，尽管在许多文化中，他们可能会假装成他们是谁。如果你必须使用一个词语来表示死去之人的灵魂，那么请注意，随着时间的推移，人们必须要学会这些灵不真的是那些死去之人的灵魂，而是假装成这样的。</w:t>
-      </w:r>
-      <w:r>
-        <w:rPr>
-          <w:lang w:val="zh_CN" w:bidi="zh_CN"/>
-        </w:rPr>
-      </w:r>
-      <w:r>
-        <w:rPr>
-          <w:lang w:val="zh_CN" w:bidi="zh_CN"/>
-        </w:rPr>
-      </w:r>
-    </w:p>
-    <w:p>
-      <w:pPr/>
-      <w:r>
-        <w:rPr>
-          <w:lang w:val="zh_CN" w:bidi="zh_CN"/>
-        </w:rPr>
-      </w:r>
-    </w:p>
-    <w:p>
-      <w:pPr>
-        <w:pStyle w:val="Heading2"/>
-      </w:pPr>
-      <w:r>
-        <w:rPr>
-          <w:lang w:val="zh_CN" w:bidi="zh_CN"/>
-        </w:rPr>
-        <w:t>鬼</w:t>
-      </w:r>
-      <w:r>
-        <w:rPr>
-          <w:lang w:val="zh_CN" w:bidi="zh_CN"/>
-        </w:rPr>
-      </w:r>
-    </w:p>
-    <w:p>
-      <w:pPr>
-        <w:pStyle w:val="Heading4"/>
-      </w:pPr>
-      <w:r>
-        <w:rPr>
-          <w:lang w:val="zh_CN" w:bidi="zh_CN"/>
-        </w:rPr>
-        <w:t>Audio Content</w:t>
-      </w:r>
-    </w:p>
-    <w:p>
-      <w:pPr/>
-      <w:r>
-        <w:rPr>
-          <w:lang w:val="zh_CN" w:bidi="zh_CN"/>
-        </w:rPr>
-      </w:r>
-      <w:hyperlink r:id="rId13">
-        <w:r>
-          <w:rPr>
-            <w:lang w:val="zh_CN" w:bidi="zh_CN"/>
-          </w:rPr>
-          <w:rPr>
-            <w:color w:val="0000EE"/>
-            <w:u w:val="single"/>
-          </w:rPr>
-          <w:t>mp3 file</w:t>
-        </w:r>
-      </w:hyperlink>
-      <w:r>
-        <w:rPr>
-          <w:lang w:val="zh_CN" w:bidi="zh_CN"/>
-        </w:rPr>
-        <w:t xml:space="preserve"> (None KB)</w:t>
       </w:r>
       <w:r>
         <w:rPr>

--- a/zhs/docx/023.content.docx
+++ b/zhs/docx/023.content.docx
@@ -218,12 +218,18 @@
         </w:rPr>
         <w:t>、</w:t>
       </w:r>
-      <w:r>
-        <w:rPr>
-          <w:lang w:val="zh_CN" w:bidi="zh_CN"/>
-        </w:rPr>
-        <w:t>邪灵</w:t>
-      </w:r>
+      <w:hyperlink r:id="rId13">
+        <w:r>
+          <w:rPr>
+            <w:lang w:val="zh_CN" w:bidi="zh_CN"/>
+          </w:rPr>
+          <w:rPr>
+            <w:color w:val="0000EE"/>
+            <w:u w:val="single"/>
+          </w:rPr>
+          <w:t>邪灵</w:t>
+        </w:r>
+      </w:hyperlink>
       <w:r>
         <w:rPr>
           <w:lang w:val="zh_CN" w:bidi="zh_CN"/>
@@ -243,48 +249,72 @@
         </w:rPr>
         <w:t>，这些短语都指的是同一件事。鬼是反叛神的灵。所有鬼的首领被称为</w:t>
       </w:r>
-      <w:r>
-        <w:rPr>
-          <w:lang w:val="zh_CN" w:bidi="zh_CN"/>
-        </w:rPr>
-        <w:t>撒但</w:t>
-      </w:r>
+      <w:hyperlink r:id="rId14">
+        <w:r>
+          <w:rPr>
+            <w:lang w:val="zh_CN" w:bidi="zh_CN"/>
+          </w:rPr>
+          <w:rPr>
+            <w:color w:val="0000EE"/>
+            <w:u w:val="single"/>
+          </w:rPr>
+          <w:t>撒但</w:t>
+        </w:r>
+      </w:hyperlink>
       <w:r>
         <w:rPr>
           <w:lang w:val="zh_CN" w:bidi="zh_CN"/>
         </w:rPr>
         <w:t>、</w:t>
       </w:r>
-      <w:r>
-        <w:rPr>
-          <w:lang w:val="zh_CN" w:bidi="zh_CN"/>
-        </w:rPr>
-        <w:t>魔鬼</w:t>
-      </w:r>
+      <w:hyperlink r:id="rId15">
+        <w:r>
+          <w:rPr>
+            <w:lang w:val="zh_CN" w:bidi="zh_CN"/>
+          </w:rPr>
+          <w:rPr>
+            <w:color w:val="0000EE"/>
+            <w:u w:val="single"/>
+          </w:rPr>
+          <w:t>魔鬼</w:t>
+        </w:r>
+      </w:hyperlink>
       <w:r>
         <w:rPr>
           <w:lang w:val="zh_CN" w:bidi="zh_CN"/>
         </w:rPr>
         <w:t>，有时还被称作别西卜。因为神创造了万物，所以神也创造了这些灵。神创造他们，就像</w:t>
       </w:r>
-      <w:r>
-        <w:rPr>
-          <w:lang w:val="zh_CN" w:bidi="zh_CN"/>
-        </w:rPr>
-        <w:t>天使</w:t>
-      </w:r>
+      <w:hyperlink r:id="rId16">
+        <w:r>
+          <w:rPr>
+            <w:lang w:val="zh_CN" w:bidi="zh_CN"/>
+          </w:rPr>
+          <w:rPr>
+            <w:color w:val="0000EE"/>
+            <w:u w:val="single"/>
+          </w:rPr>
+          <w:t>天使</w:t>
+        </w:r>
+      </w:hyperlink>
       <w:r>
         <w:rPr>
           <w:lang w:val="zh_CN" w:bidi="zh_CN"/>
         </w:rPr>
         <w:t>一样，为要做祂的工作。但有些</w:t>
       </w:r>
-      <w:r>
-        <w:rPr>
-          <w:lang w:val="zh_CN" w:bidi="zh_CN"/>
-        </w:rPr>
-        <w:t>天使</w:t>
-      </w:r>
+      <w:hyperlink r:id="rId16">
+        <w:r>
+          <w:rPr>
+            <w:lang w:val="zh_CN" w:bidi="zh_CN"/>
+          </w:rPr>
+          <w:rPr>
+            <w:color w:val="0000EE"/>
+            <w:u w:val="single"/>
+          </w:rPr>
+          <w:t>天使</w:t>
+        </w:r>
+      </w:hyperlink>
       <w:r>
         <w:rPr>
           <w:lang w:val="zh_CN" w:bidi="zh_CN"/>
@@ -305,24 +335,36 @@
         </w:rPr>
         <w:t>鬼可以控制人们，让人们生病或行事怪异。当鬼控制一个人时，我们说这个人"被</w:t>
       </w:r>
-      <w:r>
-        <w:rPr>
-          <w:lang w:val="zh_CN" w:bidi="zh_CN"/>
-        </w:rPr>
-        <w:t>鬼附</w:t>
-      </w:r>
+      <w:hyperlink r:id="rId17">
+        <w:r>
+          <w:rPr>
+            <w:lang w:val="zh_CN" w:bidi="zh_CN"/>
+          </w:rPr>
+          <w:rPr>
+            <w:color w:val="0000EE"/>
+            <w:u w:val="single"/>
+          </w:rPr>
+          <w:t>鬼附</w:t>
+        </w:r>
+      </w:hyperlink>
       <w:r>
         <w:rPr>
           <w:lang w:val="zh_CN" w:bidi="zh_CN"/>
         </w:rPr>
         <w:t>"了。一个被鬼附的人可能会成为聋子、哑巴，或者有类似于间歇性的癫痫发作。这个人可能会变得非常暴力并大声喊叫。</w:t>
       </w:r>
-      <w:r>
-        <w:rPr>
-          <w:lang w:val="zh_CN" w:bidi="zh_CN"/>
-        </w:rPr>
-        <w:t>犹太人</w:t>
-      </w:r>
+      <w:hyperlink r:id="rId18">
+        <w:r>
+          <w:rPr>
+            <w:lang w:val="zh_CN" w:bidi="zh_CN"/>
+          </w:rPr>
+          <w:rPr>
+            <w:color w:val="0000EE"/>
+            <w:u w:val="single"/>
+          </w:rPr>
+          <w:t>犹太人</w:t>
+        </w:r>
+      </w:hyperlink>
       <w:r>
         <w:rPr>
           <w:lang w:val="zh_CN" w:bidi="zh_CN"/>
@@ -343,24 +385,36 @@
         </w:rPr>
         <w:t>鬼也可以被称为邪灵。这表明他们的意图是</w:t>
       </w:r>
-      <w:r>
-        <w:rPr>
-          <w:lang w:val="zh_CN" w:bidi="zh_CN"/>
-        </w:rPr>
-        <w:t>邪恶</w:t>
-      </w:r>
+      <w:hyperlink r:id="rId19">
+        <w:r>
+          <w:rPr>
+            <w:lang w:val="zh_CN" w:bidi="zh_CN"/>
+          </w:rPr>
+          <w:rPr>
+            <w:color w:val="0000EE"/>
+            <w:u w:val="single"/>
+          </w:rPr>
+          <w:t>邪恶</w:t>
+        </w:r>
+      </w:hyperlink>
       <w:r>
         <w:rPr>
           <w:lang w:val="zh_CN" w:bidi="zh_CN"/>
         </w:rPr>
         <w:t>的。他们有时被称为不洁净的灵。</w:t>
       </w:r>
-      <w:r>
-        <w:rPr>
-          <w:lang w:val="zh_CN" w:bidi="zh_CN"/>
-        </w:rPr>
-        <w:t>不洁净</w:t>
-      </w:r>
+      <w:hyperlink r:id="rId20">
+        <w:r>
+          <w:rPr>
+            <w:lang w:val="zh_CN" w:bidi="zh_CN"/>
+          </w:rPr>
+          <w:rPr>
+            <w:color w:val="0000EE"/>
+            <w:u w:val="single"/>
+          </w:rPr>
+          <w:t>不洁净</w:t>
+        </w:r>
+      </w:hyperlink>
       <w:r>
         <w:rPr>
           <w:lang w:val="zh_CN" w:bidi="zh_CN"/>
